--- a/ind/docx/58.content.docx
+++ b/ind/docx/58.content.docx
@@ -19,7 +19,7 @@
         <w:rPr>
           <w:lang w:val="id_ID" w:bidi="id_ID"/>
         </w:rPr>
-        <w:t>Resource: Catatan Studi - Pengantar Buku (Tyndale)</w:t>
+        <w:t>Resource: Tyndale Open Study Notes</w:t>
       </w:r>
       <w:r>
         <w:rPr>
@@ -112,7 +112,7 @@
         <w:rPr>
           <w:lang w:val="id_ID" w:bidi="id_ID"/>
         </w:rPr>
-        <w:t>Catatan Studi - Pengantar Buku (Tyndale)</w:t>
+        <w:t>Tyndale Open Study Notes</w:t>
       </w:r>
     </w:p>
     <w:p>

--- a/ind/docx/58.content.docx
+++ b/ind/docx/58.content.docx
@@ -19,7 +19,7 @@
         <w:rPr>
           <w:lang w:val="id_ID" w:bidi="id_ID"/>
         </w:rPr>
-        <w:t>Resource: Tyndale Open Study Notes</w:t>
+        <w:t>Resource: Aquifer Open Study Notes (Book Intros)</w:t>
       </w:r>
       <w:r>
         <w:rPr>
@@ -112,7 +112,7 @@
         <w:rPr>
           <w:lang w:val="id_ID" w:bidi="id_ID"/>
         </w:rPr>
-        <w:t>Tyndale Open Study Notes</w:t>
+        <w:t>Aquifer Open Study Notes (Book Intros)</w:t>
       </w:r>
     </w:p>
     <w:p>

--- a/ind/docx/58.content.docx
+++ b/ind/docx/58.content.docx
@@ -272,90 +272,60 @@
         </w:rPr>
         <w:t>Orang-orang percaya yang menjadi sasaran surat Ibrani kemungkinan besar berasal dari sekelompok gereja rumah di Roma pada awal tahun 60-an Masehi. Komunitas Kristen di Roma kemungkinan besar didirikan pada tahun 30-an Masehi ketika mereka yang hadir pada Pentakosta (</w:t>
       </w:r>
-      <w:hyperlink r:id="rId13">
-        <w:r>
-          <w:rPr>
-            <w:lang w:val="id_ID" w:bidi="id_ID"/>
-          </w:rPr>
-          <w:rPr>
-            <w:color w:val="0000EE"/>
-            <w:u w:val="single"/>
-          </w:rPr>
-          <w:t>Kisah Para Rasul 2:10</w:t>
-        </w:r>
-      </w:hyperlink>
+      <w:r>
+        <w:rPr>
+          <w:lang w:val="id_ID" w:bidi="id_ID"/>
+        </w:rPr>
+        <w:t>Kisah Para Rasul 2:10</w:t>
+      </w:r>
       <w:r>
         <w:rPr>
           <w:lang w:val="id_ID" w:bidi="id_ID"/>
         </w:rPr>
         <w:t>) pulang ke rumah. Orang-orang percaya di Roma telah menunjukkan keberanian dan ketahanan (</w:t>
       </w:r>
-      <w:hyperlink r:id="rId14">
-        <w:r>
-          <w:rPr>
-            <w:lang w:val="id_ID" w:bidi="id_ID"/>
-          </w:rPr>
-          <w:rPr>
-            <w:color w:val="0000EE"/>
-            <w:u w:val="single"/>
-          </w:rPr>
-          <w:t>Ibr. 10:32–34</w:t>
-        </w:r>
-      </w:hyperlink>
+      <w:r>
+        <w:rPr>
+          <w:lang w:val="id_ID" w:bidi="id_ID"/>
+        </w:rPr>
+        <w:t>Ibr. 10:32–34</w:t>
+      </w:r>
       <w:r>
         <w:rPr>
           <w:lang w:val="id_ID" w:bidi="id_ID"/>
         </w:rPr>
         <w:t>), tetapi pada saat Ibrani ditulis, semangat rohani beberapa orang telah menjadi dingin (</w:t>
       </w:r>
-      <w:hyperlink r:id="rId15">
-        <w:r>
-          <w:rPr>
-            <w:lang w:val="id_ID" w:bidi="id_ID"/>
-          </w:rPr>
-          <w:rPr>
-            <w:color w:val="0000EE"/>
-            <w:u w:val="single"/>
-          </w:rPr>
-          <w:t>5:11–14</w:t>
-        </w:r>
-      </w:hyperlink>
+      <w:r>
+        <w:rPr>
+          <w:lang w:val="id_ID" w:bidi="id_ID"/>
+        </w:rPr>
+        <w:t>5:11–14</w:t>
+      </w:r>
       <w:r>
         <w:rPr>
           <w:lang w:val="id_ID" w:bidi="id_ID"/>
         </w:rPr>
         <w:t>), dan perspektif teologis mereka menjadi bias (</w:t>
       </w:r>
-      <w:hyperlink r:id="rId16">
-        <w:r>
-          <w:rPr>
-            <w:lang w:val="id_ID" w:bidi="id_ID"/>
-          </w:rPr>
-          <w:rPr>
-            <w:color w:val="0000EE"/>
-            <w:u w:val="single"/>
-          </w:rPr>
-          <w:t>2:1</w:t>
-        </w:r>
-      </w:hyperlink>
+      <w:r>
+        <w:rPr>
+          <w:lang w:val="id_ID" w:bidi="id_ID"/>
+        </w:rPr>
+        <w:t>2:1</w:t>
+      </w:r>
       <w:r>
         <w:rPr>
           <w:lang w:val="id_ID" w:bidi="id_ID"/>
         </w:rPr>
         <w:t>). Bahkan beberapa orang telah meninggalkan Kristus dan gereja (</w:t>
       </w:r>
-      <w:hyperlink r:id="rId17">
-        <w:r>
-          <w:rPr>
-            <w:lang w:val="id_ID" w:bidi="id_ID"/>
-          </w:rPr>
-          <w:rPr>
-            <w:color w:val="0000EE"/>
-            <w:u w:val="single"/>
-          </w:rPr>
-          <w:t>6:4–8</w:t>
-        </w:r>
-      </w:hyperlink>
+      <w:r>
+        <w:rPr>
+          <w:lang w:val="id_ID" w:bidi="id_ID"/>
+        </w:rPr>
+        <w:t>6:4–8</w:t>
+      </w:r>
       <w:r>
         <w:rPr>
           <w:lang w:val="id_ID" w:bidi="id_ID"/>
@@ -427,198 +397,132 @@
         </w:rPr>
         <w:t>Setelah pengantar untuk seluruh khotbah (</w:t>
       </w:r>
-      <w:hyperlink r:id="rId18">
-        <w:r>
-          <w:rPr>
-            <w:lang w:val="id_ID" w:bidi="id_ID"/>
-          </w:rPr>
-          <w:rPr>
-            <w:color w:val="0000EE"/>
-            <w:u w:val="single"/>
-          </w:rPr>
-          <w:t>1:1–4</w:t>
-        </w:r>
-      </w:hyperlink>
+      <w:r>
+        <w:rPr>
+          <w:lang w:val="id_ID" w:bidi="id_ID"/>
+        </w:rPr>
+        <w:t>1:1–4</w:t>
+      </w:r>
       <w:r>
         <w:rPr>
           <w:lang w:val="id_ID" w:bidi="id_ID"/>
         </w:rPr>
         <w:t>), eksposisi penulis tentang superioritas Kristus berkembang dalam dua gerakan besar. Gerakan pertama (</w:t>
       </w:r>
-      <w:hyperlink r:id="rId19">
-        <w:r>
-          <w:rPr>
-            <w:lang w:val="id_ID" w:bidi="id_ID"/>
-          </w:rPr>
-          <w:rPr>
-            <w:color w:val="0000EE"/>
-            <w:u w:val="single"/>
-          </w:rPr>
-          <w:t>1:5–2:18</w:t>
-        </w:r>
-      </w:hyperlink>
+      <w:r>
+        <w:rPr>
+          <w:lang w:val="id_ID" w:bidi="id_ID"/>
+        </w:rPr>
+        <w:t>1:5–2:18</w:t>
+      </w:r>
       <w:r>
         <w:rPr>
           <w:lang w:val="id_ID" w:bidi="id_ID"/>
         </w:rPr>
         <w:t>) menjelaskan hubungan Anak Allah dengan para malaikat. Para malaikat adalah pelayan (</w:t>
       </w:r>
-      <w:hyperlink r:id="rId20">
-        <w:r>
-          <w:rPr>
-            <w:lang w:val="id_ID" w:bidi="id_ID"/>
-          </w:rPr>
-          <w:rPr>
-            <w:color w:val="0000EE"/>
-            <w:u w:val="single"/>
-          </w:rPr>
-          <w:t>1:6–7</w:t>
-        </w:r>
-      </w:hyperlink>
+      <w:r>
+        <w:rPr>
+          <w:lang w:val="id_ID" w:bidi="id_ID"/>
+        </w:rPr>
+        <w:t>1:6–7</w:t>
+      </w:r>
       <w:r>
         <w:rPr>
           <w:lang w:val="id_ID" w:bidi="id_ID"/>
         </w:rPr>
         <w:t xml:space="preserve">, </w:t>
       </w:r>
-      <w:hyperlink r:id="rId21">
-        <w:r>
-          <w:rPr>
-            <w:lang w:val="id_ID" w:bidi="id_ID"/>
-          </w:rPr>
-          <w:rPr>
-            <w:color w:val="0000EE"/>
-            <w:u w:val="single"/>
-          </w:rPr>
-          <w:t>14</w:t>
-        </w:r>
-      </w:hyperlink>
+      <w:r>
+        <w:rPr>
+          <w:lang w:val="id_ID" w:bidi="id_ID"/>
+        </w:rPr>
+        <w:t>14</w:t>
+      </w:r>
       <w:r>
         <w:rPr>
           <w:lang w:val="id_ID" w:bidi="id_ID"/>
         </w:rPr>
         <w:t>), tetapi Anak yang ditinggikan (</w:t>
       </w:r>
-      <w:hyperlink r:id="rId22">
-        <w:r>
-          <w:rPr>
-            <w:lang w:val="id_ID" w:bidi="id_ID"/>
-          </w:rPr>
-          <w:rPr>
-            <w:color w:val="0000EE"/>
-            <w:u w:val="single"/>
-          </w:rPr>
-          <w:t>1:13</w:t>
-        </w:r>
-      </w:hyperlink>
+      <w:r>
+        <w:rPr>
+          <w:lang w:val="id_ID" w:bidi="id_ID"/>
+        </w:rPr>
+        <w:t>1:13</w:t>
+      </w:r>
       <w:r>
         <w:rPr>
           <w:lang w:val="id_ID" w:bidi="id_ID"/>
         </w:rPr>
         <w:t>), dengan hubungannya yang unik dengan Bapa (</w:t>
       </w:r>
-      <w:hyperlink r:id="rId23">
-        <w:r>
-          <w:rPr>
-            <w:lang w:val="id_ID" w:bidi="id_ID"/>
-          </w:rPr>
-          <w:rPr>
-            <w:color w:val="0000EE"/>
-            <w:u w:val="single"/>
-          </w:rPr>
-          <w:t>1:5</w:t>
-        </w:r>
-      </w:hyperlink>
+      <w:r>
+        <w:rPr>
+          <w:lang w:val="id_ID" w:bidi="id_ID"/>
+        </w:rPr>
+        <w:t>1:5</w:t>
+      </w:r>
       <w:r>
         <w:rPr>
           <w:lang w:val="id_ID" w:bidi="id_ID"/>
         </w:rPr>
         <w:t>), adalah Tuhan, pencipta, dan pemelihara alam semesta—memang, Dia adalah Allah (</w:t>
       </w:r>
-      <w:hyperlink r:id="rId24">
-        <w:r>
-          <w:rPr>
-            <w:lang w:val="id_ID" w:bidi="id_ID"/>
-          </w:rPr>
-          <w:rPr>
-            <w:color w:val="0000EE"/>
-            <w:u w:val="single"/>
-          </w:rPr>
-          <w:t>1:8–12</w:t>
-        </w:r>
-      </w:hyperlink>
+      <w:r>
+        <w:rPr>
+          <w:lang w:val="id_ID" w:bidi="id_ID"/>
+        </w:rPr>
+        <w:t>1:8–12</w:t>
+      </w:r>
       <w:r>
         <w:rPr>
           <w:lang w:val="id_ID" w:bidi="id_ID"/>
         </w:rPr>
         <w:t>). Penulis mendesak para pendengar untuk memperhatikan dengan saksama pesan keselamatan yang telah diajarkan kepada mereka (</w:t>
       </w:r>
-      <w:hyperlink r:id="rId25">
-        <w:r>
-          <w:rPr>
-            <w:lang w:val="id_ID" w:bidi="id_ID"/>
-          </w:rPr>
-          <w:rPr>
-            <w:color w:val="0000EE"/>
-            <w:u w:val="single"/>
-          </w:rPr>
-          <w:t>2:1–4</w:t>
-        </w:r>
-      </w:hyperlink>
+      <w:r>
+        <w:rPr>
+          <w:lang w:val="id_ID" w:bidi="id_ID"/>
+        </w:rPr>
+        <w:t>2:1–4</w:t>
+      </w:r>
       <w:r>
         <w:rPr>
           <w:lang w:val="id_ID" w:bidi="id_ID"/>
         </w:rPr>
         <w:t>), dan kemudian melanjutkan eksposisi. Kedudukan Kristus yang ditinggikan untuk sementara lebih rendah daripada para malaikat ketika Dia menjadi manusia (</w:t>
       </w:r>
-      <w:hyperlink r:id="rId26">
-        <w:r>
-          <w:rPr>
-            <w:lang w:val="id_ID" w:bidi="id_ID"/>
-          </w:rPr>
-          <w:rPr>
-            <w:color w:val="0000EE"/>
-            <w:u w:val="single"/>
-          </w:rPr>
-          <w:t>2:5–9</w:t>
-        </w:r>
-      </w:hyperlink>
+      <w:r>
+        <w:rPr>
+          <w:lang w:val="id_ID" w:bidi="id_ID"/>
+        </w:rPr>
+        <w:t>2:5–9</w:t>
+      </w:r>
       <w:r>
         <w:rPr>
           <w:lang w:val="id_ID" w:bidi="id_ID"/>
         </w:rPr>
         <w:t>); Yesus mengambil daging dan darah untuk mati demi membebaskan kita (</w:t>
       </w:r>
-      <w:hyperlink r:id="rId27">
-        <w:r>
-          <w:rPr>
-            <w:lang w:val="id_ID" w:bidi="id_ID"/>
-          </w:rPr>
-          <w:rPr>
-            <w:color w:val="0000EE"/>
-            <w:u w:val="single"/>
-          </w:rPr>
-          <w:t>2:10–18</w:t>
-        </w:r>
-      </w:hyperlink>
+      <w:r>
+        <w:rPr>
+          <w:lang w:val="id_ID" w:bidi="id_ID"/>
+        </w:rPr>
+        <w:t>2:10–18</w:t>
+      </w:r>
       <w:r>
         <w:rPr>
           <w:lang w:val="id_ID" w:bidi="id_ID"/>
         </w:rPr>
         <w:t>). Eksposisi pertama diikuti dengan nasihat (</w:t>
       </w:r>
-      <w:hyperlink r:id="rId28">
-        <w:r>
-          <w:rPr>
-            <w:lang w:val="id_ID" w:bidi="id_ID"/>
-          </w:rPr>
-          <w:rPr>
-            <w:color w:val="0000EE"/>
-            <w:u w:val="single"/>
-          </w:rPr>
-          <w:t>3:1–4:13</w:t>
-        </w:r>
-      </w:hyperlink>
+      <w:r>
+        <w:rPr>
+          <w:lang w:val="id_ID" w:bidi="id_ID"/>
+        </w:rPr>
+        <w:t>3:1–4:13</w:t>
+      </w:r>
       <w:r>
         <w:rPr>
           <w:lang w:val="id_ID" w:bidi="id_ID"/>
@@ -639,162 +543,108 @@
         </w:rPr>
         <w:t>Gerakan kedua dari eksposisi (</w:t>
       </w:r>
-      <w:hyperlink r:id="rId29">
-        <w:r>
-          <w:rPr>
-            <w:lang w:val="id_ID" w:bidi="id_ID"/>
-          </w:rPr>
-          <w:rPr>
-            <w:color w:val="0000EE"/>
-            <w:u w:val="single"/>
-          </w:rPr>
-          <w:t>4:14–10:18</w:t>
-        </w:r>
-      </w:hyperlink>
+      <w:r>
+        <w:rPr>
+          <w:lang w:val="id_ID" w:bidi="id_ID"/>
+        </w:rPr>
+        <w:t>4:14–10:18</w:t>
+      </w:r>
       <w:r>
         <w:rPr>
           <w:lang w:val="id_ID" w:bidi="id_ID"/>
         </w:rPr>
         <w:t xml:space="preserve">) membahas posisi Sang Anak, Imam Besar kita, dalam hubungannya dengan sistem pengorbanan pada Perjanjian Lama. Setelah memperkenalkan tema ini </w:t>
       </w:r>
-      <w:hyperlink r:id="rId30">
-        <w:r>
-          <w:rPr>
-            <w:lang w:val="id_ID" w:bidi="id_ID"/>
-          </w:rPr>
-          <w:rPr>
-            <w:color w:val="0000EE"/>
-            <w:u w:val="single"/>
-          </w:rPr>
-          <w:t>4:14–16</w:t>
-        </w:r>
-      </w:hyperlink>
+      <w:r>
+        <w:rPr>
+          <w:lang w:val="id_ID" w:bidi="id_ID"/>
+        </w:rPr>
+        <w:t>4:14–16</w:t>
+      </w:r>
       <w:r>
         <w:rPr>
           <w:lang w:val="id_ID" w:bidi="id_ID"/>
         </w:rPr>
         <w:t>, penulis membahas penunjukan Sang Anak sebagai Imam Besar yang superior (</w:t>
       </w:r>
-      <w:hyperlink r:id="rId31">
-        <w:r>
-          <w:rPr>
-            <w:lang w:val="id_ID" w:bidi="id_ID"/>
-          </w:rPr>
-          <w:rPr>
-            <w:color w:val="0000EE"/>
-            <w:u w:val="single"/>
-          </w:rPr>
-          <w:t>5:1–10</w:t>
-        </w:r>
-      </w:hyperlink>
+      <w:r>
+        <w:rPr>
+          <w:lang w:val="id_ID" w:bidi="id_ID"/>
+        </w:rPr>
+        <w:t>5:1–10</w:t>
+      </w:r>
       <w:r>
         <w:rPr>
           <w:lang w:val="id_ID" w:bidi="id_ID"/>
         </w:rPr>
         <w:t>) dan menegur komunitas tersebut dengan ketidakdewasaan rohani mereka (</w:t>
       </w:r>
-      <w:hyperlink r:id="rId32">
-        <w:r>
-          <w:rPr>
-            <w:lang w:val="id_ID" w:bidi="id_ID"/>
-          </w:rPr>
-          <w:rPr>
-            <w:color w:val="0000EE"/>
-            <w:u w:val="single"/>
-          </w:rPr>
-          <w:t>5:11–6:20</w:t>
-        </w:r>
-      </w:hyperlink>
+      <w:r>
+        <w:rPr>
+          <w:lang w:val="id_ID" w:bidi="id_ID"/>
+        </w:rPr>
+        <w:t>5:11–6:20</w:t>
+      </w:r>
       <w:r>
         <w:rPr>
           <w:lang w:val="id_ID" w:bidi="id_ID"/>
         </w:rPr>
         <w:t>). Sebuah diskusi tentang superioritas Melkisedek atas para imam Lewi (</w:t>
       </w:r>
-      <w:hyperlink r:id="rId33">
-        <w:r>
-          <w:rPr>
-            <w:lang w:val="id_ID" w:bidi="id_ID"/>
-          </w:rPr>
-          <w:rPr>
-            <w:color w:val="0000EE"/>
-            <w:u w:val="single"/>
-          </w:rPr>
-          <w:t>7:1–10</w:t>
-        </w:r>
-      </w:hyperlink>
+      <w:r>
+        <w:rPr>
+          <w:lang w:val="id_ID" w:bidi="id_ID"/>
+        </w:rPr>
+        <w:t>7:1–10</w:t>
+      </w:r>
       <w:r>
         <w:rPr>
           <w:lang w:val="id_ID" w:bidi="id_ID"/>
         </w:rPr>
         <w:t>) menjadi dasar untuk menampilkan Yesus sebagai Imam Besar yang superior menurut perintah Melkisedek (</w:t>
       </w:r>
-      <w:hyperlink r:id="rId34">
-        <w:r>
-          <w:rPr>
-            <w:lang w:val="id_ID" w:bidi="id_ID"/>
-          </w:rPr>
-          <w:rPr>
-            <w:color w:val="0000EE"/>
-            <w:u w:val="single"/>
-          </w:rPr>
-          <w:t>7:11–28</w:t>
-        </w:r>
-      </w:hyperlink>
+      <w:r>
+        <w:rPr>
+          <w:lang w:val="id_ID" w:bidi="id_ID"/>
+        </w:rPr>
+        <w:t>7:11–28</w:t>
+      </w:r>
       <w:r>
         <w:rPr>
           <w:lang w:val="id_ID" w:bidi="id_ID"/>
         </w:rPr>
         <w:t>). Singkatnya, Yesus tidak ditunjuk sesuai dengan konvensi hukum Perjanjian Lama, yang mengatakan bahwa para imam harus berasal dari suku Lewi. Sebaliknya, Dia ditunjuk oleh Allah dengan sumpah, berdasarkan kehidupan-Nya yang tidak dapat binasa. Kemudian eksposisi tersebut membahas persembahan yang superior dari Imam Besar yang ditetapkan ini (</w:t>
       </w:r>
-      <w:hyperlink r:id="rId35">
-        <w:r>
-          <w:rPr>
-            <w:lang w:val="id_ID" w:bidi="id_ID"/>
-          </w:rPr>
-          <w:rPr>
-            <w:color w:val="0000EE"/>
-            <w:u w:val="single"/>
-          </w:rPr>
-          <w:t>8:3–10:18</w:t>
-        </w:r>
-      </w:hyperlink>
+      <w:r>
+        <w:rPr>
+          <w:lang w:val="id_ID" w:bidi="id_ID"/>
+        </w:rPr>
+        <w:t>8:3–10:18</w:t>
+      </w:r>
       <w:r>
         <w:rPr>
           <w:lang w:val="id_ID" w:bidi="id_ID"/>
         </w:rPr>
         <w:t>). Sama seperti para imam duniawi, imam superior ini harus memberikan persembahan untuk dosa, tetapi persembahannya adalah persembahan perjanjian baru (</w:t>
       </w:r>
-      <w:hyperlink r:id="rId36">
-        <w:r>
-          <w:rPr>
-            <w:lang w:val="id_ID" w:bidi="id_ID"/>
-          </w:rPr>
-          <w:rPr>
-            <w:color w:val="0000EE"/>
-            <w:u w:val="single"/>
-          </w:rPr>
-          <w:t>8:7–13</w:t>
-        </w:r>
-      </w:hyperlink>
+      <w:r>
+        <w:rPr>
+          <w:lang w:val="id_ID" w:bidi="id_ID"/>
+        </w:rPr>
+        <w:t>8:7–13</w:t>
+      </w:r>
       <w:r>
         <w:rPr>
           <w:lang w:val="id_ID" w:bidi="id_ID"/>
         </w:rPr>
         <w:t>) yang superior dari yang lama (</w:t>
       </w:r>
-      <w:hyperlink r:id="rId37">
-        <w:r>
-          <w:rPr>
-            <w:lang w:val="id_ID" w:bidi="id_ID"/>
-          </w:rPr>
-          <w:rPr>
-            <w:color w:val="0000EE"/>
-            <w:u w:val="single"/>
-          </w:rPr>
-          <w:t>9:1–10:18</w:t>
-        </w:r>
-      </w:hyperlink>
+      <w:r>
+        <w:rPr>
+          <w:lang w:val="id_ID" w:bidi="id_ID"/>
+        </w:rPr>
+        <w:t>9:1–10:18</w:t>
+      </w:r>
       <w:r>
         <w:rPr>
           <w:lang w:val="id_ID" w:bidi="id_ID"/>
@@ -815,36 +665,24 @@
         </w:rPr>
         <w:t>Bagian utama terakhir (</w:t>
       </w:r>
-      <w:hyperlink r:id="rId38">
-        <w:r>
-          <w:rPr>
-            <w:lang w:val="id_ID" w:bidi="id_ID"/>
-          </w:rPr>
-          <w:rPr>
-            <w:color w:val="0000EE"/>
-            <w:u w:val="single"/>
-          </w:rPr>
-          <w:t>10:19–13:25</w:t>
-        </w:r>
-      </w:hyperlink>
+      <w:r>
+        <w:rPr>
+          <w:lang w:val="id_ID" w:bidi="id_ID"/>
+        </w:rPr>
+        <w:t>10:19–13:25</w:t>
+      </w:r>
       <w:r>
         <w:rPr>
           <w:lang w:val="id_ID" w:bidi="id_ID"/>
         </w:rPr>
         <w:t>) adalah nasihat yang menantang para pendengar untuk merespons dengan setia kepada pesan tentang Kristus. Kitab ini diakhiri dengan berkat dan penutup resmi (</w:t>
       </w:r>
-      <w:hyperlink r:id="rId39">
-        <w:r>
-          <w:rPr>
-            <w:lang w:val="id_ID" w:bidi="id_ID"/>
-          </w:rPr>
-          <w:rPr>
-            <w:color w:val="0000EE"/>
-            <w:u w:val="single"/>
-          </w:rPr>
-          <w:t>13:20–25</w:t>
-        </w:r>
-      </w:hyperlink>
+      <w:r>
+        <w:rPr>
+          <w:lang w:val="id_ID" w:bidi="id_ID"/>
+        </w:rPr>
+        <w:t>13:20–25</w:t>
+      </w:r>
       <w:r>
         <w:rPr>
           <w:lang w:val="id_ID" w:bidi="id_ID"/>
@@ -890,72 +728,48 @@
         </w:rPr>
         <w:t xml:space="preserve">Hampir semua ahli saat ini setuju bahwa Paulus bukanlah penulis Ibrani. Pertama, dalam </w:t>
       </w:r>
-      <w:hyperlink r:id="rId40">
-        <w:r>
-          <w:rPr>
-            <w:lang w:val="id_ID" w:bidi="id_ID"/>
-          </w:rPr>
-          <w:rPr>
-            <w:color w:val="0000EE"/>
-            <w:u w:val="single"/>
-          </w:rPr>
-          <w:t>2:3</w:t>
-        </w:r>
-      </w:hyperlink>
+      <w:r>
+        <w:rPr>
+          <w:lang w:val="id_ID" w:bidi="id_ID"/>
+        </w:rPr>
+        <w:t>2:3</w:t>
+      </w:r>
       <w:r>
         <w:rPr>
           <w:lang w:val="id_ID" w:bidi="id_ID"/>
         </w:rPr>
         <w:t xml:space="preserve">, penulis digambarkan sebagai orang yang menerima Kabar Baik dari para saksi asli yang mengikuti Kristus, dan ini sama sekali tidak terdengar seperti Paulus (lihat </w:t>
       </w:r>
-      <w:hyperlink r:id="rId41">
-        <w:r>
-          <w:rPr>
-            <w:lang w:val="id_ID" w:bidi="id_ID"/>
-          </w:rPr>
-          <w:rPr>
-            <w:color w:val="0000EE"/>
-            <w:u w:val="single"/>
-          </w:rPr>
-          <w:t>Rm. 1:1</w:t>
-        </w:r>
-      </w:hyperlink>
+      <w:r>
+        <w:rPr>
+          <w:lang w:val="id_ID" w:bidi="id_ID"/>
+        </w:rPr>
+        <w:t>Rm. 1:1</w:t>
+      </w:r>
       <w:r>
         <w:rPr>
           <w:lang w:val="id_ID" w:bidi="id_ID"/>
         </w:rPr>
         <w:t xml:space="preserve">; </w:t>
       </w:r>
-      <w:hyperlink r:id="rId42">
-        <w:r>
-          <w:rPr>
-            <w:lang w:val="id_ID" w:bidi="id_ID"/>
-          </w:rPr>
-          <w:rPr>
-            <w:color w:val="0000EE"/>
-            <w:u w:val="single"/>
-          </w:rPr>
-          <w:t>1 Kor. 15:8</w:t>
-        </w:r>
-      </w:hyperlink>
+      <w:r>
+        <w:rPr>
+          <w:lang w:val="id_ID" w:bidi="id_ID"/>
+        </w:rPr>
+        <w:t>1 Kor. 15:8</w:t>
+      </w:r>
       <w:r>
         <w:rPr>
           <w:lang w:val="id_ID" w:bidi="id_ID"/>
         </w:rPr>
         <w:t xml:space="preserve">; </w:t>
       </w:r>
-      <w:hyperlink r:id="rId43">
-        <w:r>
-          <w:rPr>
-            <w:lang w:val="id_ID" w:bidi="id_ID"/>
-          </w:rPr>
-          <w:rPr>
-            <w:color w:val="0000EE"/>
-            <w:u w:val="single"/>
-          </w:rPr>
-          <w:t>Gal. 1:11–16</w:t>
-        </w:r>
-      </w:hyperlink>
+      <w:r>
+        <w:rPr>
+          <w:lang w:val="id_ID" w:bidi="id_ID"/>
+        </w:rPr>
+        <w:t>Gal. 1:11–16</w:t>
+      </w:r>
       <w:r>
         <w:rPr>
           <w:lang w:val="id_ID" w:bidi="id_ID"/>
@@ -976,18 +790,12 @@
         </w:rPr>
         <w:t xml:space="preserve">Selama berabad-abad, banyak nama lain yang diajukan sebagai penulis kitab ini, seperti Filipus, Priskila, Lukas, Barnabas, Yudas, dan Klemens dari Roma. Salah satu teori yang paling populer, sejak pertama kali diusulkan oleh Martin Luther, adalah bahwa Apolos yang menulisnya. Lukas, dalam </w:t>
       </w:r>
-      <w:hyperlink r:id="rId44">
-        <w:r>
-          <w:rPr>
-            <w:lang w:val="id_ID" w:bidi="id_ID"/>
-          </w:rPr>
-          <w:rPr>
-            <w:color w:val="0000EE"/>
-            <w:u w:val="single"/>
-          </w:rPr>
-          <w:t>Kisah Para Rasul 18:24–26</w:t>
-        </w:r>
-      </w:hyperlink>
+      <w:r>
+        <w:rPr>
+          <w:lang w:val="id_ID" w:bidi="id_ID"/>
+        </w:rPr>
+        <w:t>Kisah Para Rasul 18:24–26</w:t>
+      </w:r>
       <w:r>
         <w:rPr>
           <w:lang w:val="id_ID" w:bidi="id_ID"/>
@@ -1033,18 +841,12 @@
         </w:rPr>
         <w:t>Penulis menulis, “Sampaikan salam kepada semua pemimpinmu dan kepada semua orang percaya di sana. Salam dari orang-orang percaya di Italia” (</w:t>
       </w:r>
-      <w:hyperlink r:id="rId45">
-        <w:r>
-          <w:rPr>
-            <w:lang w:val="id_ID" w:bidi="id_ID"/>
-          </w:rPr>
-          <w:rPr>
-            <w:color w:val="0000EE"/>
-            <w:u w:val="single"/>
-          </w:rPr>
-          <w:t>Ibr. 13:24</w:t>
-        </w:r>
-      </w:hyperlink>
+      <w:r>
+        <w:rPr>
+          <w:lang w:val="id_ID" w:bidi="id_ID"/>
+        </w:rPr>
+        <w:t>Ibr. 13:24</w:t>
+      </w:r>
       <w:r>
         <w:rPr>
           <w:lang w:val="id_ID" w:bidi="id_ID"/>
@@ -1090,18 +892,12 @@
         </w:rPr>
         <w:t xml:space="preserve">Beberapa orang dalam komunitas Kristen tampaknya sedang berjuang untuk mempertahankan komitmen mereka karena mereka dianiaya. Bagian seperti </w:t>
       </w:r>
-      <w:hyperlink r:id="rId46">
-        <w:r>
-          <w:rPr>
-            <w:lang w:val="id_ID" w:bidi="id_ID"/>
-          </w:rPr>
-          <w:rPr>
-            <w:color w:val="0000EE"/>
-            <w:u w:val="single"/>
-          </w:rPr>
-          <w:t>Ibrani 10:32–39</w:t>
-        </w:r>
-      </w:hyperlink>
+      <w:r>
+        <w:rPr>
+          <w:lang w:val="id_ID" w:bidi="id_ID"/>
+        </w:rPr>
+        <w:t>Ibrani 10:32–39</w:t>
+      </w:r>
       <w:r>
         <w:rPr>
           <w:lang w:val="id_ID" w:bidi="id_ID"/>
@@ -1122,18 +918,12 @@
         </w:rPr>
         <w:t xml:space="preserve">Jika kita benar bahwa Roma adalah tujuan dari kitab ini, maka kata-kata nasihat ini mungkin dipicu oleh penganiayaan yang terjadi di bawah kepemimpinan Kaisar Nero, yang penganiayaan dan penyiksaan hebat terhadap orang Kristen yang menjadi martir terjadi pada pertengahan tahun 60-an Masehi sangat terkenal. Ada kemungkinan juga Ibrani ditulis setelah tahun 70 M. Namun, ini tampaknya kurang mungkin karena pada saat Ibrani ditulis, tampaknya belum ada anggota komunitas yang menjadi martir (lihat </w:t>
       </w:r>
-      <w:hyperlink r:id="rId47">
-        <w:r>
-          <w:rPr>
-            <w:lang w:val="id_ID" w:bidi="id_ID"/>
-          </w:rPr>
-          <w:rPr>
-            <w:color w:val="0000EE"/>
-            <w:u w:val="single"/>
-          </w:rPr>
-          <w:t>12:4</w:t>
-        </w:r>
-      </w:hyperlink>
+      <w:r>
+        <w:rPr>
+          <w:lang w:val="id_ID" w:bidi="id_ID"/>
+        </w:rPr>
+        <w:t>12:4</w:t>
+      </w:r>
       <w:r>
         <w:rPr>
           <w:lang w:val="id_ID" w:bidi="id_ID"/>
@@ -1165,72 +955,48 @@
         </w:rPr>
         <w:t>Allah telah berbicara tentang Anak-Nya dan melalui Anak-Nya (</w:t>
       </w:r>
-      <w:hyperlink r:id="rId48">
-        <w:r>
-          <w:rPr>
-            <w:lang w:val="id_ID" w:bidi="id_ID"/>
-          </w:rPr>
-          <w:rPr>
-            <w:color w:val="0000EE"/>
-            <w:u w:val="single"/>
-          </w:rPr>
-          <w:t>1:1–3</w:t>
-        </w:r>
-      </w:hyperlink>
+      <w:r>
+        <w:rPr>
+          <w:lang w:val="id_ID" w:bidi="id_ID"/>
+        </w:rPr>
+        <w:t>1:1–3</w:t>
+      </w:r>
       <w:r>
         <w:rPr>
           <w:lang w:val="id_ID" w:bidi="id_ID"/>
         </w:rPr>
         <w:t>), dan ada konsekuensi mengerikan bagi mereka yang tidak mendengarkan dan menanggapi firman itu dengan ketaatan (</w:t>
       </w:r>
-      <w:hyperlink r:id="rId49">
-        <w:r>
-          <w:rPr>
-            <w:lang w:val="id_ID" w:bidi="id_ID"/>
-          </w:rPr>
-          <w:rPr>
-            <w:color w:val="0000EE"/>
-            <w:u w:val="single"/>
-          </w:rPr>
-          <w:t>2:1–3</w:t>
-        </w:r>
-      </w:hyperlink>
+      <w:r>
+        <w:rPr>
+          <w:lang w:val="id_ID" w:bidi="id_ID"/>
+        </w:rPr>
+        <w:t>2:1–3</w:t>
+      </w:r>
       <w:r>
         <w:rPr>
           <w:lang w:val="id_ID" w:bidi="id_ID"/>
         </w:rPr>
         <w:t>). Pada akhirnya, Yesus, Sang Pencipta dan Pemelihara alam semesta (</w:t>
       </w:r>
-      <w:hyperlink r:id="rId50">
-        <w:r>
-          <w:rPr>
-            <w:lang w:val="id_ID" w:bidi="id_ID"/>
-          </w:rPr>
-          <w:rPr>
-            <w:color w:val="0000EE"/>
-            <w:u w:val="single"/>
-          </w:rPr>
-          <w:t>1:2–3</w:t>
-        </w:r>
-      </w:hyperlink>
+      <w:r>
+        <w:rPr>
+          <w:lang w:val="id_ID" w:bidi="id_ID"/>
+        </w:rPr>
+        <w:t>1:2–3</w:t>
+      </w:r>
       <w:r>
         <w:rPr>
           <w:lang w:val="id_ID" w:bidi="id_ID"/>
         </w:rPr>
         <w:t>), akan menyingkirkan tatanan ciptaan seperti seseorang melipat pakaian lama (</w:t>
       </w:r>
-      <w:hyperlink r:id="rId51">
-        <w:r>
-          <w:rPr>
-            <w:lang w:val="id_ID" w:bidi="id_ID"/>
-          </w:rPr>
-          <w:rPr>
-            <w:color w:val="0000EE"/>
-            <w:u w:val="single"/>
-          </w:rPr>
-          <w:t>1:10–12</w:t>
-        </w:r>
-      </w:hyperlink>
+      <w:r>
+        <w:rPr>
+          <w:lang w:val="id_ID" w:bidi="id_ID"/>
+        </w:rPr>
+        <w:t>1:10–12</w:t>
+      </w:r>
       <w:r>
         <w:rPr>
           <w:lang w:val="id_ID" w:bidi="id_ID"/>
@@ -1251,72 +1017,48 @@
         </w:rPr>
         <w:t>Yesus sangat layak untuk komitmen, penyembahan, dan ketekunan kita dalam iman. Dia lebih superior daripada para malaikat (</w:t>
       </w:r>
-      <w:hyperlink r:id="rId52">
-        <w:r>
-          <w:rPr>
-            <w:lang w:val="id_ID" w:bidi="id_ID"/>
-          </w:rPr>
-          <w:rPr>
-            <w:color w:val="0000EE"/>
-            <w:u w:val="single"/>
-          </w:rPr>
-          <w:t>1:5–14</w:t>
-        </w:r>
-      </w:hyperlink>
+      <w:r>
+        <w:rPr>
+          <w:lang w:val="id_ID" w:bidi="id_ID"/>
+        </w:rPr>
+        <w:t>1:5–14</w:t>
+      </w:r>
       <w:r>
         <w:rPr>
           <w:lang w:val="id_ID" w:bidi="id_ID"/>
         </w:rPr>
         <w:t>), daripada Musa (</w:t>
       </w:r>
-      <w:hyperlink r:id="rId53">
-        <w:r>
-          <w:rPr>
-            <w:lang w:val="id_ID" w:bidi="id_ID"/>
-          </w:rPr>
-          <w:rPr>
-            <w:color w:val="0000EE"/>
-            <w:u w:val="single"/>
-          </w:rPr>
-          <w:t>3:1–6</w:t>
-        </w:r>
-      </w:hyperlink>
+      <w:r>
+        <w:rPr>
+          <w:lang w:val="id_ID" w:bidi="id_ID"/>
+        </w:rPr>
+        <w:t>3:1–6</w:t>
+      </w:r>
       <w:r>
         <w:rPr>
           <w:lang w:val="id_ID" w:bidi="id_ID"/>
         </w:rPr>
         <w:t>), dan daripada imamat Lewi dari perjanjian lama (</w:t>
       </w:r>
-      <w:hyperlink r:id="rId31">
-        <w:r>
-          <w:rPr>
-            <w:lang w:val="id_ID" w:bidi="id_ID"/>
-          </w:rPr>
-          <w:rPr>
-            <w:color w:val="0000EE"/>
-            <w:u w:val="single"/>
-          </w:rPr>
-          <w:t>5:1–10</w:t>
-        </w:r>
-      </w:hyperlink>
+      <w:r>
+        <w:rPr>
+          <w:lang w:val="id_ID" w:bidi="id_ID"/>
+        </w:rPr>
+        <w:t>5:1–10</w:t>
+      </w:r>
       <w:r>
         <w:rPr>
           <w:lang w:val="id_ID" w:bidi="id_ID"/>
         </w:rPr>
         <w:t xml:space="preserve">; </w:t>
       </w:r>
-      <w:hyperlink r:id="rId54">
-        <w:r>
-          <w:rPr>
-            <w:lang w:val="id_ID" w:bidi="id_ID"/>
-          </w:rPr>
-          <w:rPr>
-            <w:color w:val="0000EE"/>
-            <w:u w:val="single"/>
-          </w:rPr>
-          <w:t>7:1–28</w:t>
-        </w:r>
-      </w:hyperlink>
+      <w:r>
+        <w:rPr>
+          <w:lang w:val="id_ID" w:bidi="id_ID"/>
+        </w:rPr>
+        <w:t>7:1–28</w:t>
+      </w:r>
       <w:r>
         <w:rPr>
           <w:lang w:val="id_ID" w:bidi="id_ID"/>
@@ -1337,108 +1079,72 @@
         </w:rPr>
         <w:t>Yesus telah membuat perjanjian surgawi yang baru, dengan mengorbankan dirinya sekali untuk selamanya melalui kematian-Nya sendiri (</w:t>
       </w:r>
-      <w:hyperlink r:id="rId35">
-        <w:r>
-          <w:rPr>
-            <w:lang w:val="id_ID" w:bidi="id_ID"/>
-          </w:rPr>
-          <w:rPr>
-            <w:color w:val="0000EE"/>
-            <w:u w:val="single"/>
-          </w:rPr>
-          <w:t>8:3–10:18</w:t>
-        </w:r>
-      </w:hyperlink>
+      <w:r>
+        <w:rPr>
+          <w:lang w:val="id_ID" w:bidi="id_ID"/>
+        </w:rPr>
+        <w:t>8:3–10:18</w:t>
+      </w:r>
       <w:r>
         <w:rPr>
           <w:lang w:val="id_ID" w:bidi="id_ID"/>
         </w:rPr>
         <w:t>). Dalam inkarnasi-Nya, Dia bertahan sebagai Anak yang setia (</w:t>
       </w:r>
-      <w:hyperlink r:id="rId53">
-        <w:r>
-          <w:rPr>
-            <w:lang w:val="id_ID" w:bidi="id_ID"/>
-          </w:rPr>
-          <w:rPr>
-            <w:color w:val="0000EE"/>
-            <w:u w:val="single"/>
-          </w:rPr>
-          <w:t>3:1–6</w:t>
-        </w:r>
-      </w:hyperlink>
+      <w:r>
+        <w:rPr>
+          <w:lang w:val="id_ID" w:bidi="id_ID"/>
+        </w:rPr>
+        <w:t>3:1–6</w:t>
+      </w:r>
       <w:r>
         <w:rPr>
           <w:lang w:val="id_ID" w:bidi="id_ID"/>
         </w:rPr>
         <w:t xml:space="preserve">; </w:t>
       </w:r>
-      <w:hyperlink r:id="rId55">
-        <w:r>
-          <w:rPr>
-            <w:lang w:val="id_ID" w:bidi="id_ID"/>
-          </w:rPr>
-          <w:rPr>
-            <w:color w:val="0000EE"/>
-            <w:u w:val="single"/>
-          </w:rPr>
-          <w:t>5:7–8</w:t>
-        </w:r>
-      </w:hyperlink>
+      <w:r>
+        <w:rPr>
+          <w:lang w:val="id_ID" w:bidi="id_ID"/>
+        </w:rPr>
+        <w:t>5:7–8</w:t>
+      </w:r>
       <w:r>
         <w:rPr>
           <w:lang w:val="id_ID" w:bidi="id_ID"/>
         </w:rPr>
         <w:t xml:space="preserve">; </w:t>
       </w:r>
-      <w:hyperlink r:id="rId56">
-        <w:r>
-          <w:rPr>
-            <w:lang w:val="id_ID" w:bidi="id_ID"/>
-          </w:rPr>
-          <w:rPr>
-            <w:color w:val="0000EE"/>
-            <w:u w:val="single"/>
-          </w:rPr>
-          <w:t>12:1–2</w:t>
-        </w:r>
-      </w:hyperlink>
+      <w:r>
+        <w:rPr>
+          <w:lang w:val="id_ID" w:bidi="id_ID"/>
+        </w:rPr>
+        <w:t>12:1–2</w:t>
+      </w:r>
       <w:r>
         <w:rPr>
           <w:lang w:val="id_ID" w:bidi="id_ID"/>
         </w:rPr>
         <w:t>), dan dalam kemuliaan-Nya Dia memerintah sebagai Tuhan tertinggi alam semesta (</w:t>
       </w:r>
-      <w:hyperlink r:id="rId57">
-        <w:r>
-          <w:rPr>
-            <w:lang w:val="id_ID" w:bidi="id_ID"/>
-          </w:rPr>
-          <w:rPr>
-            <w:color w:val="0000EE"/>
-            <w:u w:val="single"/>
-          </w:rPr>
-          <w:t>1:2–4</w:t>
-        </w:r>
-      </w:hyperlink>
+      <w:r>
+        <w:rPr>
+          <w:lang w:val="id_ID" w:bidi="id_ID"/>
+        </w:rPr>
+        <w:t>1:2–4</w:t>
+      </w:r>
       <w:r>
         <w:rPr>
           <w:lang w:val="id_ID" w:bidi="id_ID"/>
         </w:rPr>
         <w:t xml:space="preserve">, </w:t>
       </w:r>
-      <w:hyperlink r:id="rId58">
-        <w:r>
-          <w:rPr>
-            <w:lang w:val="id_ID" w:bidi="id_ID"/>
-          </w:rPr>
-          <w:rPr>
-            <w:color w:val="0000EE"/>
-            <w:u w:val="single"/>
-          </w:rPr>
-          <w:t>8–13</w:t>
-        </w:r>
-      </w:hyperlink>
+      <w:r>
+        <w:rPr>
+          <w:lang w:val="id_ID" w:bidi="id_ID"/>
+        </w:rPr>
+        <w:t>8–13</w:t>
+      </w:r>
       <w:r>
         <w:rPr>
           <w:lang w:val="id_ID" w:bidi="id_ID"/>
@@ -1459,144 +1165,96 @@
         </w:rPr>
         <w:t xml:space="preserve">Kita juga dapat melihat contoh-contoh positif orang lain yang telah setia dalam perjalanan mereka menuju kota Allah yang kekal (lihat </w:t>
       </w:r>
-      <w:hyperlink r:id="rId59">
-        <w:r>
-          <w:rPr>
-            <w:lang w:val="id_ID" w:bidi="id_ID"/>
-          </w:rPr>
-          <w:rPr>
-            <w:color w:val="0000EE"/>
-            <w:u w:val="single"/>
-          </w:rPr>
-          <w:t>6:13–15</w:t>
-        </w:r>
-      </w:hyperlink>
+      <w:r>
+        <w:rPr>
+          <w:lang w:val="id_ID" w:bidi="id_ID"/>
+        </w:rPr>
+        <w:t>6:13–15</w:t>
+      </w:r>
       <w:r>
         <w:rPr>
           <w:lang w:val="id_ID" w:bidi="id_ID"/>
         </w:rPr>
         <w:t xml:space="preserve">; </w:t>
       </w:r>
-      <w:hyperlink r:id="rId46">
-        <w:r>
-          <w:rPr>
-            <w:lang w:val="id_ID" w:bidi="id_ID"/>
-          </w:rPr>
-          <w:rPr>
-            <w:color w:val="0000EE"/>
-            <w:u w:val="single"/>
-          </w:rPr>
-          <w:t>10:32–39</w:t>
-        </w:r>
-      </w:hyperlink>
+      <w:r>
+        <w:rPr>
+          <w:lang w:val="id_ID" w:bidi="id_ID"/>
+        </w:rPr>
+        <w:t>10:32–39</w:t>
+      </w:r>
       <w:r>
         <w:rPr>
           <w:lang w:val="id_ID" w:bidi="id_ID"/>
         </w:rPr>
         <w:t xml:space="preserve">; </w:t>
       </w:r>
-      <w:hyperlink r:id="rId60">
-        <w:r>
-          <w:rPr>
-            <w:lang w:val="id_ID" w:bidi="id_ID"/>
-          </w:rPr>
-          <w:rPr>
-            <w:color w:val="0000EE"/>
-            <w:u w:val="single"/>
-          </w:rPr>
-          <w:t>11:1–40</w:t>
-        </w:r>
-      </w:hyperlink>
+      <w:r>
+        <w:rPr>
+          <w:lang w:val="id_ID" w:bidi="id_ID"/>
+        </w:rPr>
+        <w:t>11:1–40</w:t>
+      </w:r>
       <w:r>
         <w:rPr>
           <w:lang w:val="id_ID" w:bidi="id_ID"/>
         </w:rPr>
         <w:t xml:space="preserve">), dan contoh-contoh negatif dari mereka yang jatuh karena ketidaktaatan (lihat </w:t>
       </w:r>
-      <w:hyperlink r:id="rId61">
-        <w:r>
-          <w:rPr>
-            <w:lang w:val="id_ID" w:bidi="id_ID"/>
-          </w:rPr>
-          <w:rPr>
-            <w:color w:val="0000EE"/>
-            <w:u w:val="single"/>
-          </w:rPr>
-          <w:t>3:7–19</w:t>
-        </w:r>
-      </w:hyperlink>
+      <w:r>
+        <w:rPr>
+          <w:lang w:val="id_ID" w:bidi="id_ID"/>
+        </w:rPr>
+        <w:t>3:7–19</w:t>
+      </w:r>
       <w:r>
         <w:rPr>
           <w:lang w:val="id_ID" w:bidi="id_ID"/>
         </w:rPr>
         <w:t xml:space="preserve">; </w:t>
       </w:r>
-      <w:hyperlink r:id="rId17">
-        <w:r>
-          <w:rPr>
-            <w:lang w:val="id_ID" w:bidi="id_ID"/>
-          </w:rPr>
-          <w:rPr>
-            <w:color w:val="0000EE"/>
-            <w:u w:val="single"/>
-          </w:rPr>
-          <w:t>6:4–8</w:t>
-        </w:r>
-      </w:hyperlink>
+      <w:r>
+        <w:rPr>
+          <w:lang w:val="id_ID" w:bidi="id_ID"/>
+        </w:rPr>
+        <w:t>6:4–8</w:t>
+      </w:r>
       <w:r>
         <w:rPr>
           <w:lang w:val="id_ID" w:bidi="id_ID"/>
         </w:rPr>
         <w:t>). Dan kita dapat menerima janji-janji Allah kepada kita mengenai warisan kita sebagai anak-anak-Nya (</w:t>
       </w:r>
-      <w:hyperlink r:id="rId62">
-        <w:r>
-          <w:rPr>
-            <w:lang w:val="id_ID" w:bidi="id_ID"/>
-          </w:rPr>
-          <w:rPr>
-            <w:color w:val="0000EE"/>
-            <w:u w:val="single"/>
-          </w:rPr>
-          <w:t>4:3–11</w:t>
-        </w:r>
-      </w:hyperlink>
+      <w:r>
+        <w:rPr>
+          <w:lang w:val="id_ID" w:bidi="id_ID"/>
+        </w:rPr>
+        <w:t>4:3–11</w:t>
+      </w:r>
       <w:r>
         <w:rPr>
           <w:lang w:val="id_ID" w:bidi="id_ID"/>
         </w:rPr>
         <w:t xml:space="preserve">; </w:t>
       </w:r>
-      <w:hyperlink r:id="rId63">
-        <w:r>
-          <w:rPr>
-            <w:lang w:val="id_ID" w:bidi="id_ID"/>
-          </w:rPr>
-          <w:rPr>
-            <w:color w:val="0000EE"/>
-            <w:u w:val="single"/>
-          </w:rPr>
-          <w:t>6:13–20</w:t>
-        </w:r>
-      </w:hyperlink>
+      <w:r>
+        <w:rPr>
+          <w:lang w:val="id_ID" w:bidi="id_ID"/>
+        </w:rPr>
+        <w:t>6:13–20</w:t>
+      </w:r>
       <w:r>
         <w:rPr>
           <w:lang w:val="id_ID" w:bidi="id_ID"/>
         </w:rPr>
         <w:t xml:space="preserve">; </w:t>
       </w:r>
-      <w:hyperlink r:id="rId64">
-        <w:r>
-          <w:rPr>
-            <w:lang w:val="id_ID" w:bidi="id_ID"/>
-          </w:rPr>
-          <w:rPr>
-            <w:color w:val="0000EE"/>
-            <w:u w:val="single"/>
-          </w:rPr>
-          <w:t>12:22–24</w:t>
-        </w:r>
-      </w:hyperlink>
+      <w:r>
+        <w:rPr>
+          <w:lang w:val="id_ID" w:bidi="id_ID"/>
+        </w:rPr>
+        <w:t>12:22–24</w:t>
+      </w:r>
       <w:r>
         <w:rPr>
           <w:lang w:val="id_ID" w:bidi="id_ID"/>
@@ -1617,18 +1275,12 @@
         </w:rPr>
         <w:t>Karena Yesus, kita dapat hidup sebagai anggota komunitas Kristen yang setia dalam hubungan kita dan dalam ibadah kita (</w:t>
       </w:r>
-      <w:hyperlink r:id="rId65">
-        <w:r>
-          <w:rPr>
-            <w:lang w:val="id_ID" w:bidi="id_ID"/>
-          </w:rPr>
-          <w:rPr>
-            <w:color w:val="0000EE"/>
-            <w:u w:val="single"/>
-          </w:rPr>
-          <w:t>13:1–17</w:t>
-        </w:r>
-      </w:hyperlink>
+      <w:r>
+        <w:rPr>
+          <w:lang w:val="id_ID" w:bidi="id_ID"/>
+        </w:rPr>
+        <w:t>13:1–17</w:t>
+      </w:r>
       <w:r>
         <w:rPr>
           <w:lang w:val="id_ID" w:bidi="id_ID"/>
